--- a/reports/acdr2026_staff_deployment/進行シナリオ_0929/ACDR2026_Emcee_Run_Sheet_and_Briefing_draft1009.docx
+++ b/reports/acdr2026_staff_deployment/進行シナリオ_0929/ACDR2026_Emcee_Run_Sheet_and_Briefing_draft1009.docx
@@ -3164,7 +3164,7 @@
                 <w:sz w:val="18"/>
                 <w:szCs w:val="18"/>
               </w:rPr>
-              <w:t xml:space="preserve">Commissioner SCDF 5 min; Deputy Minister Hayashi 4–5 min, in English; Chairman Miura about 4 min, ends with the declaration of opening. Speakers use the lectern.</w:t>
+              <w:t>Commissioner SCDF 5 min; Deputy Minister Hayashi about 3 min, in English; Chairman Miura about 4 min, ends with the declaration of opening. Speakers use the lectern.</w:t>
             </w:r>
           </w:p>
         </w:tc>
@@ -3899,7 +3899,7 @@
                 <w:sz w:val="18"/>
                 <w:szCs w:val="18"/>
               </w:rPr>
-              <w:t xml:space="preserve">[Speech in English, 4 to 5 minutes]</w:t>
+              <w:t>[Speech in English, about 3 minutes]</w:t>
             </w:r>
           </w:p>
           <w:p>

--- a/reports/acdr2026_staff_deployment/進行シナリオ_0929/ACDR2026_Emcee_Run_Sheet_and_Briefing_draft1009.docx
+++ b/reports/acdr2026_staff_deployment/進行シナリオ_0929/ACDR2026_Emcee_Run_Sheet_and_Briefing_draft1009.docx
@@ -3102,7 +3102,7 @@
                 <w:sz w:val="18"/>
                 <w:szCs w:val="18"/>
               </w:rPr>
-              <w:t>Presenters speak from the lectern. 15 minutes each; the three presentations from Japan 10 minutes each. Bell (Dr Ikeda): once at 1 minute remaining, twice at 30 seconds, three times at the end. Questions are taken together after all presentations (10 minutes); the Co-Chair reads online questions.</w:t>
+              <w:t>Presenters speak from the lectern. The two presenters from WOTA and Spectee sit on chairs on the stage behind the Japan seat (no table) and come to the lectern when called. 15 minutes each; the three presentations from Japan 10 minutes each. Bell (Dr Ikeda): once at 1 minute remaining, twice at 30 seconds, three times at the end. Questions are taken together after all presentations (10 minutes); the Co-Chair reads online questions.</w:t>
             </w:r>
           </w:p>
         </w:tc>
